--- a/Diplomata_RU/docx/2부12화_Tsena_gaza.docx
+++ b/Diplomata_RU/docx/2부12화_Tsena_gaza.docx
@@ -6424,7 +6424,7 @@
           <w:i w:val="0"/>
           <w:sz w:val="22"/>
         </w:rPr>
-        <w:t>Руслан Михайлович Ковалёв. Выпускник МГИМО, бывший дипломат.</w:t>
+        <w:t>Руслан Тимурович Ковалёв. Выпускник МГИМО, бывший дипломат.</w:t>
       </w:r>
     </w:p>
     <w:p>
@@ -6440,7 +6440,7 @@
           <w:color w:val="555555"/>
           <w:sz w:val="19"/>
         </w:rPr>
-        <w:t>루슬란 미하일로비치 코발료프. MGIMO 졸업생이고 전직 외교관이죠.</w:t>
+        <w:t>루슬란 티무로비치 코발료프. MGIMO 졸업생이고 전직 외교관이죠.</w:t>
       </w:r>
     </w:p>
     <w:p>
@@ -9508,7 +9508,7 @@
           <w:i w:val="0"/>
           <w:sz w:val="22"/>
         </w:rPr>
-        <w:t>Руслан Михайлович, чем обязан?</w:t>
+        <w:t>Руслан Тимурович, чем обязан?</w:t>
       </w:r>
     </w:p>
     <w:p>
@@ -9524,7 +9524,7 @@
           <w:color w:val="555555"/>
           <w:sz w:val="19"/>
         </w:rPr>
-        <w:t>루슬란 미하일로비치, 무슨 일이십니까?</w:t>
+        <w:t>루슬란 티무로비치, 무슨 일이십니까?</w:t>
       </w:r>
     </w:p>
     <w:p>
@@ -9560,7 +9560,7 @@
           <w:i w:val="0"/>
           <w:sz w:val="22"/>
         </w:rPr>
-        <w:t>«Руслан Михайлович»? Илья, мы вместе делили чайник и последние сигареты.</w:t>
+        <w:t>«Руслан Тимурович»? Илья, мы вместе делили чайник и последние сигареты.</w:t>
       </w:r>
     </w:p>
     <w:p>
@@ -9576,7 +9576,7 @@
           <w:color w:val="555555"/>
           <w:sz w:val="19"/>
         </w:rPr>
-        <w:t>'루슬란 미하일로비치'라고? 일리야, 우리는 같이 주전자를 쓰고 마지막 담배도 나눠 피운 사이야.</w:t>
+        <w:t>'루슬란 티무로비치'라고? 일리야, 우리는 같이 주전자를 쓰고 마지막 담배도 나눠 피운 사이야.</w:t>
       </w:r>
     </w:p>
     <w:p>
